--- a/Uwaycontech/实验例程/CC2530基础实验/6-CC2530 定时器配置/实验指导书/6-CC2530 定时器配置.docx
+++ b/Uwaycontech/实验例程/CC2530基础实验/6-CC2530 定时器配置/实验指导书/6-CC2530 定时器配置.docx
@@ -868,16 +868,33 @@
         <w:pStyle w:val="3"/>
         <w:bidi w:val="0"/>
         <w:rPr>
+          <w:rFonts w:hint="default"/>
+          <w:lang w:val="en-US" w:eastAsia="zh-CN"/>
+        </w:rPr>
+      </w:pPr>
+      <w:r>
+        <w:rPr>
           <w:rFonts w:hint="eastAsia"/>
           <w:lang w:val="en-US" w:eastAsia="zh-CN"/>
         </w:rPr>
-      </w:pPr>
-      <w:r>
+        <w:t>4.2、操作模式</w:t>
+      </w:r>
+    </w:p>
+    <w:p>
+      <w:pPr>
+        <w:pStyle w:val="4"/>
+        <w:bidi w:val="0"/>
         <w:rPr>
           <w:rFonts w:hint="eastAsia"/>
           <w:lang w:val="en-US" w:eastAsia="zh-CN"/>
         </w:rPr>
-        <w:t>4.2、自由运行模式</w:t>
+      </w:pPr>
+      <w:r>
+        <w:rPr>
+          <w:rFonts w:hint="eastAsia"/>
+          <w:lang w:val="en-US" w:eastAsia="zh-CN"/>
+        </w:rPr>
+        <w:t>4.2.1、自由运行模式</w:t>
       </w:r>
     </w:p>
     <w:p>
@@ -972,19 +989,250 @@
     </w:p>
     <w:p>
       <w:pPr>
+        <w:pStyle w:val="4"/>
+        <w:bidi w:val="0"/>
+        <w:rPr>
+          <w:rFonts w:hint="eastAsia"/>
+          <w:lang w:val="en-US" w:eastAsia="zh-CN"/>
+        </w:rPr>
+      </w:pPr>
+      <w:r>
+        <w:rPr>
+          <w:rFonts w:hint="eastAsia"/>
+          <w:lang w:val="en-US" w:eastAsia="zh-CN"/>
+        </w:rPr>
+        <w:t>4.2.2、模模式</w:t>
+      </w:r>
+    </w:p>
+    <w:p>
+      <w:pPr>
+        <w:keepNext w:val="0"/>
+        <w:keepLines w:val="0"/>
+        <w:pageBreakBefore w:val="0"/>
+        <w:widowControl w:val="0"/>
+        <w:kinsoku/>
+        <w:wordWrap/>
+        <w:overflowPunct/>
+        <w:topLinePunct w:val="0"/>
+        <w:autoSpaceDE/>
+        <w:autoSpaceDN/>
+        <w:bidi w:val="0"/>
+        <w:adjustRightInd/>
+        <w:snapToGrid/>
+        <w:ind w:firstLine="400" w:firstLineChars="200"/>
+        <w:textAlignment w:val="auto"/>
+        <w:rPr>
+          <w:rFonts w:hint="eastAsia" w:ascii="宋体" w:hAnsi="宋体" w:eastAsia="宋体" w:cs="宋体"/>
+          <w:lang w:val="en-US" w:eastAsia="zh-CN"/>
+        </w:rPr>
+      </w:pPr>
+      <w:r>
+        <w:rPr>
+          <w:rFonts w:hint="eastAsia" w:ascii="宋体" w:hAnsi="宋体" w:eastAsia="宋体" w:cs="宋体"/>
+          <w:lang w:val="en-US" w:eastAsia="zh-CN"/>
+        </w:rPr>
+        <w:t>计数器从0x0000开始计数，当计数值达到T1CC0(溢出)时，寄存器T1CC0H:T1CC0L保存最终计数值，计数值复位到0x0000，继续计数。</w:t>
+      </w:r>
+    </w:p>
+    <w:p>
+      <w:pPr>
+        <w:keepNext w:val="0"/>
+        <w:keepLines w:val="0"/>
+        <w:pageBreakBefore w:val="0"/>
+        <w:widowControl w:val="0"/>
+        <w:kinsoku/>
+        <w:wordWrap/>
+        <w:overflowPunct/>
+        <w:topLinePunct w:val="0"/>
+        <w:autoSpaceDE/>
+        <w:autoSpaceDN/>
+        <w:bidi w:val="0"/>
+        <w:adjustRightInd/>
+        <w:snapToGrid/>
+        <w:ind w:firstLine="400" w:firstLineChars="200"/>
+        <w:textAlignment w:val="auto"/>
+        <w:rPr>
+          <w:rFonts w:hint="eastAsia" w:ascii="宋体" w:hAnsi="宋体" w:eastAsia="宋体" w:cs="宋体"/>
+          <w:lang w:val="en-US" w:eastAsia="zh-CN"/>
+        </w:rPr>
+      </w:pPr>
+      <w:r>
+        <w:rPr>
+          <w:rFonts w:hint="eastAsia" w:ascii="宋体" w:hAnsi="宋体" w:eastAsia="宋体" w:cs="宋体"/>
+          <w:lang w:val="en-US" w:eastAsia="zh-CN"/>
+        </w:rPr>
+        <w:t>如果计数值开始于大于T1CC0值的一个数，则当达到0xFFFF时，IRCON寄存器的第1位和T1STAT寄存器的第5位置1。若设置了中断则对应产生一个中断请求。</w:t>
+      </w:r>
+    </w:p>
+    <w:p>
+      <w:pPr>
+        <w:keepNext w:val="0"/>
+        <w:keepLines w:val="0"/>
+        <w:pageBreakBefore w:val="0"/>
+        <w:widowControl w:val="0"/>
+        <w:kinsoku/>
+        <w:wordWrap/>
+        <w:overflowPunct/>
+        <w:topLinePunct w:val="0"/>
+        <w:autoSpaceDE/>
+        <w:autoSpaceDN/>
+        <w:bidi w:val="0"/>
+        <w:adjustRightInd/>
+        <w:snapToGrid/>
+        <w:ind w:firstLine="400" w:firstLineChars="200"/>
+        <w:textAlignment w:val="auto"/>
+        <w:rPr>
+          <w:rFonts w:hint="eastAsia" w:ascii="宋体" w:hAnsi="宋体" w:eastAsia="宋体" w:cs="宋体"/>
+          <w:lang w:val="en-US" w:eastAsia="zh-CN"/>
+        </w:rPr>
+      </w:pPr>
+      <w:r>
+        <w:rPr>
+          <w:rFonts w:hint="eastAsia" w:ascii="宋体" w:hAnsi="宋体" w:eastAsia="宋体" w:cs="宋体"/>
+          <w:lang w:val="en-US" w:eastAsia="zh-CN"/>
+        </w:rPr>
+        <w:t>模模式可以用于周期不是0xFFFF的应用程序。</w:t>
+      </w:r>
+    </w:p>
+    <w:p>
+      <w:pPr>
+        <w:pStyle w:val="4"/>
+        <w:bidi w:val="0"/>
+        <w:rPr>
+          <w:rFonts w:hint="eastAsia"/>
+          <w:lang w:val="en-US" w:eastAsia="zh-CN"/>
+        </w:rPr>
+      </w:pPr>
+      <w:r>
+        <w:rPr>
+          <w:rFonts w:hint="eastAsia"/>
+          <w:lang w:val="en-US" w:eastAsia="zh-CN"/>
+        </w:rPr>
+        <w:t>4.2.3、正计数/倒计数模式</w:t>
+      </w:r>
+    </w:p>
+    <w:p>
+      <w:pPr>
+        <w:keepNext w:val="0"/>
+        <w:keepLines w:val="0"/>
+        <w:pageBreakBefore w:val="0"/>
+        <w:widowControl w:val="0"/>
+        <w:kinsoku/>
+        <w:wordWrap/>
+        <w:overflowPunct/>
+        <w:topLinePunct w:val="0"/>
+        <w:autoSpaceDE/>
+        <w:autoSpaceDN/>
+        <w:bidi w:val="0"/>
+        <w:adjustRightInd/>
+        <w:snapToGrid/>
+        <w:ind w:firstLine="400" w:firstLineChars="200"/>
+        <w:textAlignment w:val="auto"/>
+        <w:rPr>
+          <w:rFonts w:hint="eastAsia" w:ascii="宋体" w:hAnsi="宋体" w:eastAsia="宋体" w:cs="宋体"/>
+          <w:lang w:val="en-US" w:eastAsia="zh-CN"/>
+        </w:rPr>
+      </w:pPr>
+      <w:r>
+        <w:rPr>
+          <w:rFonts w:hint="eastAsia" w:ascii="宋体" w:hAnsi="宋体" w:eastAsia="宋体" w:cs="宋体"/>
+          <w:lang w:val="en-US" w:eastAsia="zh-CN"/>
+        </w:rPr>
+        <w:t>计数器从0x0000开始，当计数器正计数到T1CC0值时，计数器从T1CC0值倒计数到0x0000。</w:t>
+      </w:r>
+    </w:p>
+    <w:p>
+      <w:pPr>
+        <w:keepNext w:val="0"/>
+        <w:keepLines w:val="0"/>
+        <w:pageBreakBefore w:val="0"/>
+        <w:widowControl w:val="0"/>
+        <w:kinsoku/>
+        <w:wordWrap/>
+        <w:overflowPunct/>
+        <w:topLinePunct w:val="0"/>
+        <w:autoSpaceDE/>
+        <w:autoSpaceDN/>
+        <w:bidi w:val="0"/>
+        <w:adjustRightInd/>
+        <w:snapToGrid/>
+        <w:ind w:firstLine="400" w:firstLineChars="200"/>
+        <w:textAlignment w:val="auto"/>
+        <w:rPr>
+          <w:rFonts w:hint="eastAsia" w:ascii="宋体" w:hAnsi="宋体" w:eastAsia="宋体" w:cs="宋体"/>
+          <w:lang w:val="en-US" w:eastAsia="zh-CN"/>
+        </w:rPr>
+      </w:pPr>
+      <w:r>
+        <w:rPr>
+          <w:rFonts w:hint="eastAsia" w:ascii="宋体" w:hAnsi="宋体" w:eastAsia="宋体" w:cs="宋体"/>
+          <w:lang w:val="en-US" w:eastAsia="zh-CN"/>
+        </w:rPr>
+        <w:t>当达到最终计数值时，IRCON寄存器的第1位和T1STAT寄存器的第5位置1。若设置了中断则对应产生一个中断请求。</w:t>
+      </w:r>
+    </w:p>
+    <w:p>
+      <w:pPr>
+        <w:keepNext w:val="0"/>
+        <w:keepLines w:val="0"/>
+        <w:pageBreakBefore w:val="0"/>
+        <w:widowControl w:val="0"/>
+        <w:kinsoku/>
+        <w:wordWrap/>
+        <w:overflowPunct/>
+        <w:topLinePunct w:val="0"/>
+        <w:autoSpaceDE/>
+        <w:autoSpaceDN/>
+        <w:bidi w:val="0"/>
+        <w:adjustRightInd/>
+        <w:snapToGrid/>
+        <w:ind w:firstLine="400" w:firstLineChars="200"/>
+        <w:textAlignment w:val="auto"/>
+        <w:rPr>
+          <w:rFonts w:hint="eastAsia" w:ascii="宋体" w:hAnsi="宋体" w:eastAsia="宋体" w:cs="宋体"/>
+          <w:lang w:val="en-US" w:eastAsia="zh-CN"/>
+        </w:rPr>
+      </w:pPr>
+      <w:r>
+        <w:rPr>
+          <w:rFonts w:hint="eastAsia" w:ascii="宋体" w:hAnsi="宋体" w:eastAsia="宋体" w:cs="宋体"/>
+          <w:lang w:val="en-US" w:eastAsia="zh-CN"/>
+        </w:rPr>
+        <w:t>正计数/倒计数模式用于周期必须是对称输出脉冲而不是0xFFFF的应用程序。</w:t>
+      </w:r>
+    </w:p>
+    <w:p>
+      <w:pPr>
         <w:pStyle w:val="3"/>
         <w:bidi w:val="0"/>
         <w:rPr>
+          <w:rFonts w:hint="default"/>
+          <w:lang w:val="en-US" w:eastAsia="zh-CN"/>
+        </w:rPr>
+      </w:pPr>
+      <w:r>
+        <w:rPr>
           <w:rFonts w:hint="eastAsia"/>
           <w:lang w:val="en-US" w:eastAsia="zh-CN"/>
         </w:rPr>
-      </w:pPr>
-      <w:r>
+        <w:t>4.3通道模式</w:t>
+      </w:r>
+    </w:p>
+    <w:p>
+      <w:pPr>
+        <w:pStyle w:val="4"/>
+        <w:bidi w:val="0"/>
         <w:rPr>
           <w:rFonts w:hint="eastAsia"/>
           <w:lang w:val="en-US" w:eastAsia="zh-CN"/>
         </w:rPr>
-        <w:t>4.3、模模式</w:t>
+      </w:pPr>
+      <w:r>
+        <w:rPr>
+          <w:rFonts w:hint="eastAsia"/>
+          <w:lang w:val="en-US" w:eastAsia="zh-CN"/>
+        </w:rPr>
+        <w:t>4.3.1、输入捕获模式</w:t>
       </w:r>
     </w:p>
     <w:p>
@@ -1014,7 +1262,7 @@
           <w:rFonts w:hint="eastAsia" w:ascii="宋体" w:hAnsi="宋体" w:eastAsia="宋体" w:cs="宋体"/>
           <w:lang w:val="en-US" w:eastAsia="zh-CN"/>
         </w:rPr>
-        <w:t>计数器从0x0000开始计数，当计数值达到T1CC0(溢出)时，寄存器T1CC0H:T1CC0L保存最终计数值，计数值复位到0x0000，继续计数。</w:t>
+        <w:t>配置为输入捕获的通道对应的IO口必须配置为输入模式，且为定时器1的外设引脚。</w:t>
       </w:r>
     </w:p>
     <w:p>
@@ -1044,7 +1292,24 @@
           <w:rFonts w:hint="eastAsia" w:ascii="宋体" w:hAnsi="宋体" w:eastAsia="宋体" w:cs="宋体"/>
           <w:lang w:val="en-US" w:eastAsia="zh-CN"/>
         </w:rPr>
-        <w:t>如果计数值开始于大于T1CC0值的一个数，则当达到0xFFFF时，IRCON寄存器的第1位和T1STAT寄存器的第5位置1。若设置了中断则对应产生一个中断请求。</w:t>
+        <w:t>定时器启动后，任何一个边沿都触发一个捕获，所以定时器可以捕获一个外部事件发生的时间。</w:t>
+      </w:r>
+    </w:p>
+    <w:p>
+      <w:pPr>
+        <w:pStyle w:val="4"/>
+        <w:bidi w:val="0"/>
+        <w:rPr>
+          <w:rFonts w:hint="eastAsia"/>
+          <w:lang w:val="en-US" w:eastAsia="zh-CN"/>
+        </w:rPr>
+      </w:pPr>
+      <w:r>
+        <w:rPr>
+          <w:rFonts w:hint="eastAsia"/>
+          <w:lang w:val="en-US" w:eastAsia="zh-CN"/>
+        </w:rPr>
+        <w:t>4.3.2、输出比较模式</w:t>
       </w:r>
     </w:p>
     <w:p>
@@ -1074,7 +1339,37 @@
           <w:rFonts w:hint="eastAsia" w:ascii="宋体" w:hAnsi="宋体" w:eastAsia="宋体" w:cs="宋体"/>
           <w:lang w:val="en-US" w:eastAsia="zh-CN"/>
         </w:rPr>
-        <w:t>模模式可以用于周期不是0xFFFF的应用程序。</w:t>
+        <w:t>配置为输入比较的通道对应的IO口必须配置为输出模式。</w:t>
+      </w:r>
+    </w:p>
+    <w:p>
+      <w:pPr>
+        <w:keepNext w:val="0"/>
+        <w:keepLines w:val="0"/>
+        <w:pageBreakBefore w:val="0"/>
+        <w:widowControl w:val="0"/>
+        <w:kinsoku/>
+        <w:wordWrap/>
+        <w:overflowPunct/>
+        <w:topLinePunct w:val="0"/>
+        <w:autoSpaceDE/>
+        <w:autoSpaceDN/>
+        <w:bidi w:val="0"/>
+        <w:adjustRightInd/>
+        <w:snapToGrid/>
+        <w:ind w:firstLine="400" w:firstLineChars="200"/>
+        <w:textAlignment w:val="auto"/>
+        <w:rPr>
+          <w:rFonts w:hint="default"/>
+          <w:lang w:val="en-US" w:eastAsia="zh-CN"/>
+        </w:rPr>
+      </w:pPr>
+      <w:r>
+        <w:rPr>
+          <w:rFonts w:hint="eastAsia" w:ascii="宋体" w:hAnsi="宋体" w:eastAsia="宋体" w:cs="宋体"/>
+          <w:lang w:val="en-US" w:eastAsia="zh-CN"/>
+        </w:rPr>
+        <w:t>定时器启动后，如果比较寄存器T1CCnH:T1CCnL的内容等于计数器内容，输出引脚根据T1CCLn寄存器第5-3位内容执行。</w:t>
       </w:r>
     </w:p>
     <w:p>
@@ -1091,102 +1386,12 @@
           <w:rFonts w:hint="eastAsia"/>
           <w:lang w:val="en-US" w:eastAsia="zh-CN"/>
         </w:rPr>
-        <w:t>4.4、正计数/倒计数模式</w:t>
-      </w:r>
-    </w:p>
-    <w:p>
-      <w:pPr>
-        <w:keepNext w:val="0"/>
-        <w:keepLines w:val="0"/>
-        <w:pageBreakBefore w:val="0"/>
-        <w:widowControl w:val="0"/>
-        <w:kinsoku/>
-        <w:wordWrap/>
-        <w:overflowPunct/>
-        <w:topLinePunct w:val="0"/>
-        <w:autoSpaceDE/>
-        <w:autoSpaceDN/>
-        <w:bidi w:val="0"/>
-        <w:adjustRightInd/>
-        <w:snapToGrid/>
-        <w:ind w:firstLine="400" w:firstLineChars="200"/>
-        <w:textAlignment w:val="auto"/>
-        <w:rPr>
-          <w:rFonts w:hint="eastAsia" w:ascii="宋体" w:hAnsi="宋体" w:eastAsia="宋体" w:cs="宋体"/>
-          <w:lang w:val="en-US" w:eastAsia="zh-CN"/>
-        </w:rPr>
-      </w:pPr>
-      <w:r>
-        <w:rPr>
-          <w:rFonts w:hint="eastAsia" w:ascii="宋体" w:hAnsi="宋体" w:eastAsia="宋体" w:cs="宋体"/>
-          <w:lang w:val="en-US" w:eastAsia="zh-CN"/>
-        </w:rPr>
-        <w:t>计数器从0x0000开始，当计数器正计数到T1CC0值时，计数器从T1CC0值倒计数到0x0000。</w:t>
-      </w:r>
-    </w:p>
-    <w:p>
-      <w:pPr>
-        <w:keepNext w:val="0"/>
-        <w:keepLines w:val="0"/>
-        <w:pageBreakBefore w:val="0"/>
-        <w:widowControl w:val="0"/>
-        <w:kinsoku/>
-        <w:wordWrap/>
-        <w:overflowPunct/>
-        <w:topLinePunct w:val="0"/>
-        <w:autoSpaceDE/>
-        <w:autoSpaceDN/>
-        <w:bidi w:val="0"/>
-        <w:adjustRightInd/>
-        <w:snapToGrid/>
-        <w:ind w:firstLine="400" w:firstLineChars="200"/>
-        <w:textAlignment w:val="auto"/>
-        <w:rPr>
-          <w:rFonts w:hint="eastAsia" w:ascii="宋体" w:hAnsi="宋体" w:eastAsia="宋体" w:cs="宋体"/>
-          <w:lang w:val="en-US" w:eastAsia="zh-CN"/>
-        </w:rPr>
-      </w:pPr>
-      <w:r>
-        <w:rPr>
-          <w:rFonts w:hint="eastAsia" w:ascii="宋体" w:hAnsi="宋体" w:eastAsia="宋体" w:cs="宋体"/>
-          <w:lang w:val="en-US" w:eastAsia="zh-CN"/>
-        </w:rPr>
-        <w:t>当达到最终计数值时，IRCON寄存器的第1位和T1STAT寄存器的第5位置1。若设置了中断则对应产生一个中断请求。</w:t>
-      </w:r>
-    </w:p>
-    <w:p>
-      <w:pPr>
-        <w:keepNext w:val="0"/>
-        <w:keepLines w:val="0"/>
-        <w:pageBreakBefore w:val="0"/>
-        <w:widowControl w:val="0"/>
-        <w:kinsoku/>
-        <w:wordWrap/>
-        <w:overflowPunct/>
-        <w:topLinePunct w:val="0"/>
-        <w:autoSpaceDE/>
-        <w:autoSpaceDN/>
-        <w:bidi w:val="0"/>
-        <w:adjustRightInd/>
-        <w:snapToGrid/>
-        <w:ind w:firstLine="400" w:firstLineChars="200"/>
-        <w:textAlignment w:val="auto"/>
-        <w:rPr>
-          <w:rFonts w:hint="eastAsia" w:ascii="宋体" w:hAnsi="宋体" w:eastAsia="宋体" w:cs="宋体"/>
-          <w:lang w:val="en-US" w:eastAsia="zh-CN"/>
-        </w:rPr>
-      </w:pPr>
-      <w:r>
-        <w:rPr>
-          <w:rFonts w:hint="eastAsia" w:ascii="宋体" w:hAnsi="宋体" w:eastAsia="宋体" w:cs="宋体"/>
-          <w:lang w:val="en-US" w:eastAsia="zh-CN"/>
-        </w:rPr>
-        <w:t>正计数/倒计数模式用于周期必须是对称输出脉冲而不是0xFFFF的应用程序。</w:t>
-      </w:r>
-    </w:p>
-    <w:p>
-      <w:pPr>
-        <w:pStyle w:val="3"/>
+        <w:t>4.4、相关寄存器</w:t>
+      </w:r>
+    </w:p>
+    <w:p>
+      <w:pPr>
+        <w:pStyle w:val="4"/>
         <w:bidi w:val="0"/>
         <w:rPr>
           <w:rFonts w:hint="eastAsia"/>
@@ -1198,178 +1403,7 @@
           <w:rFonts w:hint="eastAsia"/>
           <w:lang w:val="en-US" w:eastAsia="zh-CN"/>
         </w:rPr>
-        <w:t>4.5、输入捕获模式</w:t>
-      </w:r>
-    </w:p>
-    <w:p>
-      <w:pPr>
-        <w:keepNext w:val="0"/>
-        <w:keepLines w:val="0"/>
-        <w:pageBreakBefore w:val="0"/>
-        <w:widowControl w:val="0"/>
-        <w:kinsoku/>
-        <w:wordWrap/>
-        <w:overflowPunct/>
-        <w:topLinePunct w:val="0"/>
-        <w:autoSpaceDE/>
-        <w:autoSpaceDN/>
-        <w:bidi w:val="0"/>
-        <w:adjustRightInd/>
-        <w:snapToGrid/>
-        <w:ind w:firstLine="400" w:firstLineChars="200"/>
-        <w:textAlignment w:val="auto"/>
-        <w:rPr>
-          <w:rFonts w:hint="eastAsia" w:ascii="宋体" w:hAnsi="宋体" w:eastAsia="宋体" w:cs="宋体"/>
-          <w:lang w:val="en-US" w:eastAsia="zh-CN"/>
-        </w:rPr>
-      </w:pPr>
-      <w:r>
-        <w:rPr>
-          <w:rFonts w:hint="eastAsia" w:ascii="宋体" w:hAnsi="宋体" w:eastAsia="宋体" w:cs="宋体"/>
-          <w:lang w:val="en-US" w:eastAsia="zh-CN"/>
-        </w:rPr>
-        <w:t>配置为输入捕获的通道对应的IO口必须配置为输入模式，且为定时器1的外设引脚。</w:t>
-      </w:r>
-    </w:p>
-    <w:p>
-      <w:pPr>
-        <w:keepNext w:val="0"/>
-        <w:keepLines w:val="0"/>
-        <w:pageBreakBefore w:val="0"/>
-        <w:widowControl w:val="0"/>
-        <w:kinsoku/>
-        <w:wordWrap/>
-        <w:overflowPunct/>
-        <w:topLinePunct w:val="0"/>
-        <w:autoSpaceDE/>
-        <w:autoSpaceDN/>
-        <w:bidi w:val="0"/>
-        <w:adjustRightInd/>
-        <w:snapToGrid/>
-        <w:ind w:firstLine="400" w:firstLineChars="200"/>
-        <w:textAlignment w:val="auto"/>
-        <w:rPr>
-          <w:rFonts w:hint="eastAsia" w:ascii="宋体" w:hAnsi="宋体" w:eastAsia="宋体" w:cs="宋体"/>
-          <w:lang w:val="en-US" w:eastAsia="zh-CN"/>
-        </w:rPr>
-      </w:pPr>
-      <w:r>
-        <w:rPr>
-          <w:rFonts w:hint="eastAsia" w:ascii="宋体" w:hAnsi="宋体" w:eastAsia="宋体" w:cs="宋体"/>
-          <w:lang w:val="en-US" w:eastAsia="zh-CN"/>
-        </w:rPr>
-        <w:t>定时器启动后，任何一个边沿都触发一个捕获，所以定时器可以捕获一个外部事件发生的时间。</w:t>
-      </w:r>
-    </w:p>
-    <w:p>
-      <w:pPr>
-        <w:pStyle w:val="3"/>
-        <w:bidi w:val="0"/>
-        <w:rPr>
-          <w:rFonts w:hint="eastAsia"/>
-          <w:lang w:val="en-US" w:eastAsia="zh-CN"/>
-        </w:rPr>
-      </w:pPr>
-      <w:r>
-        <w:rPr>
-          <w:rFonts w:hint="eastAsia"/>
-          <w:lang w:val="en-US" w:eastAsia="zh-CN"/>
-        </w:rPr>
-        <w:t>4.6、输出比较模式</w:t>
-      </w:r>
-    </w:p>
-    <w:p>
-      <w:pPr>
-        <w:keepNext w:val="0"/>
-        <w:keepLines w:val="0"/>
-        <w:pageBreakBefore w:val="0"/>
-        <w:widowControl w:val="0"/>
-        <w:kinsoku/>
-        <w:wordWrap/>
-        <w:overflowPunct/>
-        <w:topLinePunct w:val="0"/>
-        <w:autoSpaceDE/>
-        <w:autoSpaceDN/>
-        <w:bidi w:val="0"/>
-        <w:adjustRightInd/>
-        <w:snapToGrid/>
-        <w:ind w:firstLine="400" w:firstLineChars="200"/>
-        <w:textAlignment w:val="auto"/>
-        <w:rPr>
-          <w:rFonts w:hint="eastAsia" w:ascii="宋体" w:hAnsi="宋体" w:eastAsia="宋体" w:cs="宋体"/>
-          <w:lang w:val="en-US" w:eastAsia="zh-CN"/>
-        </w:rPr>
-      </w:pPr>
-      <w:r>
-        <w:rPr>
-          <w:rFonts w:hint="eastAsia" w:ascii="宋体" w:hAnsi="宋体" w:eastAsia="宋体" w:cs="宋体"/>
-          <w:lang w:val="en-US" w:eastAsia="zh-CN"/>
-        </w:rPr>
-        <w:t>配置为输入比较的通道对应的IO口必须配置为输出模式。</w:t>
-      </w:r>
-    </w:p>
-    <w:p>
-      <w:pPr>
-        <w:keepNext w:val="0"/>
-        <w:keepLines w:val="0"/>
-        <w:pageBreakBefore w:val="0"/>
-        <w:widowControl w:val="0"/>
-        <w:kinsoku/>
-        <w:wordWrap/>
-        <w:overflowPunct/>
-        <w:topLinePunct w:val="0"/>
-        <w:autoSpaceDE/>
-        <w:autoSpaceDN/>
-        <w:bidi w:val="0"/>
-        <w:adjustRightInd/>
-        <w:snapToGrid/>
-        <w:ind w:firstLine="400" w:firstLineChars="200"/>
-        <w:textAlignment w:val="auto"/>
-        <w:rPr>
-          <w:rFonts w:hint="default"/>
-          <w:lang w:val="en-US" w:eastAsia="zh-CN"/>
-        </w:rPr>
-      </w:pPr>
-      <w:r>
-        <w:rPr>
-          <w:rFonts w:hint="eastAsia" w:ascii="宋体" w:hAnsi="宋体" w:eastAsia="宋体" w:cs="宋体"/>
-          <w:lang w:val="en-US" w:eastAsia="zh-CN"/>
-        </w:rPr>
-        <w:t>定时器启动后，如果比较寄存器T1CCnH:T1CCnL的内容等于计数器内容，输出引脚根据T1CCLn寄存器第5-3位内容执行。</w:t>
-      </w:r>
-    </w:p>
-    <w:p>
-      <w:pPr>
-        <w:pStyle w:val="3"/>
-        <w:bidi w:val="0"/>
-        <w:rPr>
-          <w:rFonts w:hint="eastAsia"/>
-          <w:lang w:val="en-US" w:eastAsia="zh-CN"/>
-        </w:rPr>
-      </w:pPr>
-      <w:r>
-        <w:rPr>
-          <w:rFonts w:hint="eastAsia"/>
-          <w:lang w:val="en-US" w:eastAsia="zh-CN"/>
-        </w:rPr>
-        <w:t>4.7、相关寄存器</w:t>
-      </w:r>
-    </w:p>
-    <w:p>
-      <w:pPr>
-        <w:pStyle w:val="4"/>
-        <w:bidi w:val="0"/>
-        <w:rPr>
-          <w:rFonts w:hint="eastAsia"/>
-          <w:lang w:val="en-US" w:eastAsia="zh-CN"/>
-        </w:rPr>
-      </w:pPr>
-      <w:r>
-        <w:rPr>
-          <w:rFonts w:hint="eastAsia"/>
-          <w:lang w:val="en-US" w:eastAsia="zh-CN"/>
-        </w:rPr>
-        <w:t>4.7.1、T1CNTH和T1CNTL</w:t>
+        <w:t>4.4.1、T1CNTH和T1CNTL</w:t>
       </w:r>
     </w:p>
     <w:p>
@@ -1494,7 +1528,7 @@
           <w:rFonts w:hint="eastAsia"/>
           <w:lang w:val="en-US" w:eastAsia="zh-CN"/>
         </w:rPr>
-        <w:t>4.7.2、T1CTL</w:t>
+        <w:t>4.4.2、T1CTL</w:t>
       </w:r>
     </w:p>
     <w:p>
@@ -1619,7 +1653,7 @@
           <w:rFonts w:hint="eastAsia"/>
           <w:lang w:val="en-US" w:eastAsia="zh-CN"/>
         </w:rPr>
-        <w:t>4.7.3、T1STAT</w:t>
+        <w:t>4.4.3、T1STAT</w:t>
       </w:r>
     </w:p>
     <w:p>
@@ -1715,7 +1749,7 @@
           <w:rFonts w:hint="eastAsia"/>
           <w:lang w:val="en-US" w:eastAsia="zh-CN"/>
         </w:rPr>
-        <w:t>4.7.4、IRCON</w:t>
+        <w:t>4.4.4、IRCON</w:t>
       </w:r>
     </w:p>
     <w:p>
@@ -1810,7 +1844,7 @@
           <w:rFonts w:hint="eastAsia"/>
           <w:lang w:val="en-US" w:eastAsia="zh-CN"/>
         </w:rPr>
-        <w:t>4.7.5、T1CCTL0</w:t>
+        <w:t>4.4.5、T1CCTL0</w:t>
       </w:r>
     </w:p>
     <w:p>
@@ -1916,7 +1950,16 @@
           <w:rFonts w:hint="eastAsia"/>
           <w:lang w:val="en-US" w:eastAsia="zh-CN"/>
         </w:rPr>
-        <w:t>4.8、溢出时间计算</w:t>
+        <w:t>4.5</w:t>
+      </w:r>
+      <w:bookmarkStart w:id="0" w:name="_GoBack"/>
+      <w:bookmarkEnd w:id="0"/>
+      <w:r>
+        <w:rPr>
+          <w:rFonts w:hint="eastAsia"/>
+          <w:lang w:val="en-US" w:eastAsia="zh-CN"/>
+        </w:rPr>
+        <w:t>、溢出时间计算</w:t>
       </w:r>
     </w:p>
     <w:p>
@@ -3582,8 +3625,6 @@
         </w:rPr>
         <w:t>{</w:t>
       </w:r>
-      <w:bookmarkStart w:id="0" w:name="_GoBack"/>
-      <w:bookmarkEnd w:id="0"/>
     </w:p>
     <w:p>
       <w:pPr>

--- a/Uwaycontech/实验例程/CC2530基础实验/6-CC2530 定时器配置/实验指导书/6-CC2530 定时器配置.docx
+++ b/Uwaycontech/实验例程/CC2530基础实验/6-CC2530 定时器配置/实验指导书/6-CC2530 定时器配置.docx
@@ -1215,7 +1215,7 @@
           <w:rFonts w:hint="eastAsia"/>
           <w:lang w:val="en-US" w:eastAsia="zh-CN"/>
         </w:rPr>
-        <w:t>4.3通道模式</w:t>
+        <w:t>4.3、通道模式</w:t>
       </w:r>
     </w:p>
     <w:p>
@@ -1950,16 +1950,7 @@
           <w:rFonts w:hint="eastAsia"/>
           <w:lang w:val="en-US" w:eastAsia="zh-CN"/>
         </w:rPr>
-        <w:t>4.5</w:t>
-      </w:r>
-      <w:bookmarkStart w:id="0" w:name="_GoBack"/>
-      <w:bookmarkEnd w:id="0"/>
-      <w:r>
-        <w:rPr>
-          <w:rFonts w:hint="eastAsia"/>
-          <w:lang w:val="en-US" w:eastAsia="zh-CN"/>
-        </w:rPr>
-        <w:t>、溢出时间计算</w:t>
+        <w:t>4.5、溢出时间计算</w:t>
       </w:r>
     </w:p>
     <w:p>
@@ -2440,6 +2431,8 @@
           <w:lang w:val="en-US" w:eastAsia="zh-CN"/>
         </w:rPr>
       </w:pPr>
+      <w:bookmarkStart w:id="0" w:name="_GoBack"/>
+      <w:bookmarkEnd w:id="0"/>
       <w:r>
         <w:rPr>
           <w:rFonts w:hint="eastAsia"/>
@@ -2578,7 +2571,37 @@
           <w:shd w:val="clear" w:fill="FFFFFF"/>
           <w:lang w:val="en-US" w:eastAsia="zh-CN"/>
         </w:rPr>
-        <w:t>在timer1.c内，我们要配置定时器1每0.5s计数一次，回顾4.8内容可以清楚设置工作频率为16MHz且设置128分频。由于</w:t>
+        <w:t>在timer1.c内，我们要配置定时器1每0.5s计数一次，回顾4.</w:t>
+      </w:r>
+      <w:r>
+        <w:rPr>
+          <w:rFonts w:hint="eastAsia" w:ascii="宋体" w:hAnsi="宋体" w:cs="宋体"/>
+          <w:i w:val="0"/>
+          <w:iCs w:val="0"/>
+          <w:caps w:val="0"/>
+          <w:color w:val="auto"/>
+          <w:spacing w:val="0"/>
+          <w:sz w:val="20"/>
+          <w:szCs w:val="20"/>
+          <w:shd w:val="clear" w:fill="FFFFFF"/>
+          <w:lang w:val="en-US" w:eastAsia="zh-CN"/>
+        </w:rPr>
+        <w:t>5</w:t>
+      </w:r>
+      <w:r>
+        <w:rPr>
+          <w:rFonts w:hint="eastAsia" w:ascii="宋体" w:hAnsi="宋体" w:eastAsia="宋体" w:cs="宋体"/>
+          <w:i w:val="0"/>
+          <w:iCs w:val="0"/>
+          <w:caps w:val="0"/>
+          <w:color w:val="auto"/>
+          <w:spacing w:val="0"/>
+          <w:sz w:val="20"/>
+          <w:szCs w:val="20"/>
+          <w:shd w:val="clear" w:fill="FFFFFF"/>
+          <w:lang w:val="en-US" w:eastAsia="zh-CN"/>
+        </w:rPr>
+        <w:t>内容可以清楚设置工作频率为16MHz且设置128分频。由于</w:t>
       </w:r>
       <w:r>
         <w:rPr>
